--- a/Laporan PID.docx
+++ b/Laporan PID.docx
@@ -1,6 +1,6 @@
 
 <file path=word/document.xml><?xml version="1.0" encoding="utf-8"?>
-<w:document xmlns:wpc="http://schemas.microsoft.com/office/word/2010/wordprocessingCanvas" xmlns:cx="http://schemas.microsoft.com/office/drawing/2014/chartex" xmlns:cx1="http://schemas.microsoft.com/office/drawing/2015/9/8/chartex" xmlns:cx2="http://schemas.microsoft.com/office/drawing/2015/10/21/chartex" xmlns:cx3="http://schemas.microsoft.com/office/drawing/2016/5/9/chartex" xmlns:cx4="http://schemas.microsoft.com/office/drawing/2016/5/10/chartex" xmlns:cx5="http://schemas.microsoft.com/office/drawing/2016/5/11/chartex" xmlns:cx6="http://schemas.microsoft.com/office/drawing/2016/5/12/chartex" xmlns:cx7="http://schemas.microsoft.com/office/drawing/2016/5/13/chartex" xmlns:cx8="http://schemas.microsoft.com/office/drawing/2016/5/14/chartex" xmlns:mc="http://schemas.openxmlformats.org/markup-compatibility/2006" xmlns:aink="http://schemas.microsoft.com/office/drawing/2016/ink" xmlns:am3d="http://schemas.microsoft.com/office/drawing/2017/model3d" xmlns:o="urn:schemas-microsoft-com:office:office" xmlns:r="http://schemas.openxmlformats.org/officeDocument/2006/relationships" xmlns:m="http://schemas.openxmlformats.org/officeDocument/2006/math" xmlns:v="urn:schemas-microsoft-com:vml" xmlns:wp14="http://schemas.microsoft.com/office/word/2010/wordprocessingDrawing" xmlns:wp="http://schemas.openxmlformats.org/drawingml/2006/wordprocessingDrawing" xmlns:w10="urn:schemas-microsoft-com:office:word" xmlns:w="http://schemas.openxmlformats.org/wordprocessingml/2006/main" xmlns:w14="http://schemas.microsoft.com/office/word/2010/wordml" xmlns:w15="http://schemas.microsoft.com/office/word/2012/wordml" xmlns:w16cex="http://schemas.microsoft.com/office/word/2018/wordml/cex" xmlns:w16cid="http://schemas.microsoft.com/office/word/2016/wordml/cid" xmlns:w16="http://schemas.microsoft.com/office/word/2018/wordml" xmlns:w16sdtdh="http://schemas.microsoft.com/office/word/2020/wordml/sdtdatahash" xmlns:w16se="http://schemas.microsoft.com/office/word/2015/wordml/symex" xmlns:wpg="http://schemas.microsoft.com/office/word/2010/wordprocessingGroup" xmlns:wpi="http://schemas.microsoft.com/office/word/2010/wordprocessingInk" xmlns:wne="http://schemas.microsoft.com/office/word/2006/wordml" xmlns:wps="http://schemas.microsoft.com/office/word/2010/wordprocessingShape" mc:Ignorable="w14 w15 w16se w16cid w16 w16cex w16sdtdh wp14">
+<w:document xmlns:wpc="http://schemas.microsoft.com/office/word/2010/wordprocessingCanvas" xmlns:cx="http://schemas.microsoft.com/office/drawing/2014/chartex" xmlns:cx1="http://schemas.microsoft.com/office/drawing/2015/9/8/chartex" xmlns:cx2="http://schemas.microsoft.com/office/drawing/2015/10/21/chartex" xmlns:cx3="http://schemas.microsoft.com/office/drawing/2016/5/9/chartex" xmlns:cx4="http://schemas.microsoft.com/office/drawing/2016/5/10/chartex" xmlns:cx5="http://schemas.microsoft.com/office/drawing/2016/5/11/chartex" xmlns:cx6="http://schemas.microsoft.com/office/drawing/2016/5/12/chartex" xmlns:cx7="http://schemas.microsoft.com/office/drawing/2016/5/13/chartex" xmlns:cx8="http://schemas.microsoft.com/office/drawing/2016/5/14/chartex" xmlns:mc="http://schemas.openxmlformats.org/markup-compatibility/2006" xmlns:aink="http://schemas.microsoft.com/office/drawing/2016/ink" xmlns:am3d="http://schemas.microsoft.com/office/drawing/2017/model3d" xmlns:o="urn:schemas-microsoft-com:office:office" xmlns:oel="http://schemas.microsoft.com/office/2019/extlst" xmlns:r="http://schemas.openxmlformats.org/officeDocument/2006/relationships" xmlns:m="http://schemas.openxmlformats.org/officeDocument/2006/math" xmlns:v="urn:schemas-microsoft-com:vml" xmlns:wp14="http://schemas.microsoft.com/office/word/2010/wordprocessingDrawing" xmlns:wp="http://schemas.openxmlformats.org/drawingml/2006/wordprocessingDrawing" xmlns:w10="urn:schemas-microsoft-com:office:word" xmlns:w="http://schemas.openxmlformats.org/wordprocessingml/2006/main" xmlns:w14="http://schemas.microsoft.com/office/word/2010/wordml" xmlns:w15="http://schemas.microsoft.com/office/word/2012/wordml" xmlns:w16cex="http://schemas.microsoft.com/office/word/2018/wordml/cex" xmlns:w16cid="http://schemas.microsoft.com/office/word/2016/wordml/cid" xmlns:w16="http://schemas.microsoft.com/office/word/2018/wordml" xmlns:w16du="http://schemas.microsoft.com/office/word/2023/wordml/word16du" xmlns:w16sdtdh="http://schemas.microsoft.com/office/word/2020/wordml/sdtdatahash" xmlns:w16sdtfl="http://schemas.microsoft.com/office/word/2024/wordml/sdtformatlock" xmlns:w16se="http://schemas.microsoft.com/office/word/2015/wordml/symex" xmlns:wpg="http://schemas.microsoft.com/office/word/2010/wordprocessingGroup" xmlns:wpi="http://schemas.microsoft.com/office/word/2010/wordprocessingInk" xmlns:wne="http://schemas.microsoft.com/office/word/2006/wordml" xmlns:wps="http://schemas.microsoft.com/office/word/2010/wordprocessingShape" mc:Ignorable="w14 w15 w16se w16cid w16 w16cex w16sdtdh w16sdtfl w16du wp14">
   <w:body>
     <w:p>
       <w:pPr>
@@ -27,7 +27,15 @@
           <w:szCs w:val="24"/>
         </w:rPr>
         <w:tab/>
-        <w:t>: Rafli May Sandy</w:t>
+        <w:t xml:space="preserve">: </w:t>
+      </w:r>
+      <w:r>
+        <w:rPr>
+          <w:rFonts w:ascii="Times New Roman" w:hAnsi="Times New Roman" w:cs="Times New Roman"/>
+          <w:sz w:val="24"/>
+          <w:szCs w:val="24"/>
+        </w:rPr>
+        <w:t>Vivi Aulia Husna Wahidah</w:t>
       </w:r>
     </w:p>
     <w:p>
@@ -55,7 +63,15 @@
           <w:szCs w:val="24"/>
         </w:rPr>
         <w:tab/>
-        <w:t>: 224308020</w:t>
+        <w:t>: 2243080</w:t>
+      </w:r>
+      <w:r>
+        <w:rPr>
+          <w:rFonts w:ascii="Times New Roman" w:hAnsi="Times New Roman" w:cs="Times New Roman"/>
+          <w:sz w:val="24"/>
+          <w:szCs w:val="24"/>
+        </w:rPr>
+        <w:t>23</w:t>
       </w:r>
     </w:p>
     <w:p>
@@ -148,47 +164,40 @@
           <w:sz w:val="24"/>
           <w:szCs w:val="24"/>
         </w:rPr>
-        <w:t xml:space="preserve">Pada tugas praktikum kali ini yaitu membuat sebuah sistem untuk mengontrol kecepatam motor DC dengan menggunakan PID </w:t>
-      </w:r>
-      <w:r>
-        <w:rPr>
-          <w:rFonts w:ascii="Times New Roman" w:hAnsi="Times New Roman" w:cs="Times New Roman"/>
-          <w:sz w:val="24"/>
-          <w:szCs w:val="24"/>
-        </w:rPr>
-        <w:t xml:space="preserve">berbasis </w:t>
-      </w:r>
-      <w:r>
-        <w:rPr>
-          <w:rFonts w:ascii="Times New Roman" w:hAnsi="Times New Roman" w:cs="Times New Roman"/>
-          <w:sz w:val="24"/>
-          <w:szCs w:val="24"/>
-        </w:rPr>
-        <w:t>IoT.</w:t>
-      </w:r>
-      <w:r>
-        <w:rPr>
-          <w:rFonts w:ascii="Times New Roman" w:hAnsi="Times New Roman" w:cs="Times New Roman"/>
-          <w:sz w:val="24"/>
-          <w:szCs w:val="24"/>
-        </w:rPr>
-        <w:t xml:space="preserve"> Dalam praktikum ini alat dan bahan yang digunakan yaitu motor DC</w:t>
-      </w:r>
-      <w:r>
-        <w:rPr>
-          <w:rFonts w:ascii="Times New Roman" w:hAnsi="Times New Roman" w:cs="Times New Roman"/>
-          <w:sz w:val="24"/>
-          <w:szCs w:val="24"/>
-        </w:rPr>
-        <w:t xml:space="preserve"> RF 300-EA</w:t>
-      </w:r>
-      <w:r>
-        <w:rPr>
-          <w:rFonts w:ascii="Times New Roman" w:hAnsi="Times New Roman" w:cs="Times New Roman"/>
-          <w:sz w:val="24"/>
-          <w:szCs w:val="24"/>
-        </w:rPr>
-        <w:t xml:space="preserve">, ESP32, motor driver, MQTT, Arduino IDE, dan Matlab. Langkah pertama yang dilakukan yaitu mencari </w:t>
+        <w:t>Pada tugas praktikum kali ini yaitu membuat sebuah sistem untuk mengontrol kecepatam motor DC dengan menggunakan PID.</w:t>
+      </w:r>
+      <w:r>
+        <w:rPr>
+          <w:rFonts w:ascii="Times New Roman" w:hAnsi="Times New Roman" w:cs="Times New Roman"/>
+          <w:sz w:val="24"/>
+          <w:szCs w:val="24"/>
+        </w:rPr>
+        <w:t xml:space="preserve"> Dalam praktikum ini </w:t>
+      </w:r>
+      <w:r>
+        <w:rPr>
+          <w:rFonts w:ascii="Times New Roman" w:hAnsi="Times New Roman" w:cs="Times New Roman"/>
+          <w:sz w:val="24"/>
+          <w:szCs w:val="24"/>
+        </w:rPr>
+        <w:t xml:space="preserve">software </w:t>
+      </w:r>
+      <w:r>
+        <w:rPr>
+          <w:rFonts w:ascii="Times New Roman" w:hAnsi="Times New Roman" w:cs="Times New Roman"/>
+          <w:sz w:val="24"/>
+          <w:szCs w:val="24"/>
+        </w:rPr>
+        <w:t xml:space="preserve">yang digunakan yaitu Matlab. Langkah pertama yang dilakukan yaitu </w:t>
+      </w:r>
+      <w:proofErr w:type="gramStart"/>
+      <w:r>
+        <w:rPr>
+          <w:rFonts w:ascii="Times New Roman" w:hAnsi="Times New Roman" w:cs="Times New Roman"/>
+          <w:sz w:val="24"/>
+          <w:szCs w:val="24"/>
+        </w:rPr>
+        <w:t xml:space="preserve">mencari </w:t>
       </w:r>
       <w:r>
         <w:rPr>
@@ -214,6 +223,7 @@
         </w:rPr>
         <w:t>pesifikasi</w:t>
       </w:r>
+      <w:proofErr w:type="gramEnd"/>
       <w:r>
         <w:rPr>
           <w:rFonts w:ascii="Times New Roman" w:hAnsi="Times New Roman" w:cs="Times New Roman"/>
@@ -312,7 +322,23 @@
           <w:szCs w:val="24"/>
         </w:rPr>
         <w:tab/>
-        <w:t>: 3,9V</w:t>
+        <w:t xml:space="preserve">: </w:t>
+      </w:r>
+      <w:r>
+        <w:rPr>
+          <w:rFonts w:ascii="Times New Roman" w:hAnsi="Times New Roman" w:cs="Times New Roman"/>
+          <w:sz w:val="24"/>
+          <w:szCs w:val="24"/>
+        </w:rPr>
+        <w:t>24</w:t>
+      </w:r>
+      <w:r>
+        <w:rPr>
+          <w:rFonts w:ascii="Times New Roman" w:hAnsi="Times New Roman" w:cs="Times New Roman"/>
+          <w:sz w:val="24"/>
+          <w:szCs w:val="24"/>
+        </w:rPr>
+        <w:t>V</w:t>
       </w:r>
     </w:p>
     <w:p>
@@ -340,7 +366,7 @@
           <w:szCs w:val="24"/>
         </w:rPr>
         <w:tab/>
-        <w:t>: 4400 r/min</w:t>
+        <w:t>:  r/min</w:t>
       </w:r>
     </w:p>
     <w:p>
@@ -376,7 +402,23 @@
           <w:szCs w:val="24"/>
         </w:rPr>
         <w:tab/>
-        <w:t xml:space="preserve">:10 Ohm </w:t>
+        <w:t>:</w:t>
+      </w:r>
+      <w:r>
+        <w:rPr>
+          <w:rFonts w:ascii="Times New Roman" w:hAnsi="Times New Roman" w:cs="Times New Roman"/>
+          <w:sz w:val="24"/>
+          <w:szCs w:val="24"/>
+        </w:rPr>
+        <w:t xml:space="preserve"> 0.42</w:t>
+      </w:r>
+      <w:r>
+        <w:rPr>
+          <w:rFonts w:ascii="Times New Roman" w:hAnsi="Times New Roman" w:cs="Times New Roman"/>
+          <w:sz w:val="24"/>
+          <w:szCs w:val="24"/>
+        </w:rPr>
+        <w:t xml:space="preserve"> Ohm </w:t>
       </w:r>
     </w:p>
     <w:p>
@@ -412,7 +454,23 @@
           <w:szCs w:val="24"/>
         </w:rPr>
         <w:tab/>
-        <w:t>: 0.0002 Henry</w:t>
+        <w:t>: 0.000</w:t>
+      </w:r>
+      <w:r>
+        <w:rPr>
+          <w:rFonts w:ascii="Times New Roman" w:hAnsi="Times New Roman" w:cs="Times New Roman"/>
+          <w:sz w:val="24"/>
+          <w:szCs w:val="24"/>
+        </w:rPr>
+        <w:t>3</w:t>
+      </w:r>
+      <w:r>
+        <w:rPr>
+          <w:rFonts w:ascii="Times New Roman" w:hAnsi="Times New Roman" w:cs="Times New Roman"/>
+          <w:sz w:val="24"/>
+          <w:szCs w:val="24"/>
+        </w:rPr>
+        <w:t xml:space="preserve"> Henry</w:t>
       </w:r>
     </w:p>
     <w:p>
@@ -448,7 +506,23 @@
           <w:szCs w:val="24"/>
         </w:rPr>
         <w:tab/>
-        <w:t xml:space="preserve">: 3e-7 kg.m^2 </w:t>
+        <w:t xml:space="preserve">: </w:t>
+      </w:r>
+      <w:r>
+        <w:rPr>
+          <w:rFonts w:ascii="Times New Roman" w:hAnsi="Times New Roman" w:cs="Times New Roman"/>
+          <w:sz w:val="24"/>
+          <w:szCs w:val="24"/>
+        </w:rPr>
+        <w:t>0.0005</w:t>
+      </w:r>
+      <w:r>
+        <w:rPr>
+          <w:rFonts w:ascii="Times New Roman" w:hAnsi="Times New Roman" w:cs="Times New Roman"/>
+          <w:sz w:val="24"/>
+          <w:szCs w:val="24"/>
+        </w:rPr>
+        <w:t xml:space="preserve"> kg.m^2 </w:t>
       </w:r>
     </w:p>
     <w:p>
@@ -476,7 +550,41 @@
           <w:szCs w:val="24"/>
         </w:rPr>
         <w:tab/>
-        <w:t xml:space="preserve">: 2e-6 Nm.s/rad </w:t>
+        <w:t xml:space="preserve">: </w:t>
+      </w:r>
+      <w:r>
+        <w:rPr>
+          <w:rFonts w:ascii="Times New Roman" w:hAnsi="Times New Roman" w:cs="Times New Roman"/>
+          <w:sz w:val="24"/>
+          <w:szCs w:val="24"/>
+        </w:rPr>
+        <w:t>0.0032</w:t>
+      </w:r>
+      <w:r>
+        <w:rPr>
+          <w:rFonts w:ascii="Times New Roman" w:hAnsi="Times New Roman" w:cs="Times New Roman"/>
+          <w:sz w:val="24"/>
+          <w:szCs w:val="24"/>
+        </w:rPr>
+        <w:t xml:space="preserve"> </w:t>
+      </w:r>
+      <w:proofErr w:type="gramStart"/>
+      <w:r>
+        <w:rPr>
+          <w:rFonts w:ascii="Times New Roman" w:hAnsi="Times New Roman" w:cs="Times New Roman"/>
+          <w:sz w:val="24"/>
+          <w:szCs w:val="24"/>
+        </w:rPr>
+        <w:t>Nm.s</w:t>
+      </w:r>
+      <w:proofErr w:type="gramEnd"/>
+      <w:r>
+        <w:rPr>
+          <w:rFonts w:ascii="Times New Roman" w:hAnsi="Times New Roman" w:cs="Times New Roman"/>
+          <w:sz w:val="24"/>
+          <w:szCs w:val="24"/>
+        </w:rPr>
+        <w:t xml:space="preserve">/rad </w:t>
       </w:r>
     </w:p>
     <w:p>
@@ -512,7 +620,23 @@
           <w:szCs w:val="24"/>
         </w:rPr>
         <w:tab/>
-        <w:t xml:space="preserve">: 0.003 Nm/A </w:t>
+        <w:t>: 0.0</w:t>
+      </w:r>
+      <w:r>
+        <w:rPr>
+          <w:rFonts w:ascii="Times New Roman" w:hAnsi="Times New Roman" w:cs="Times New Roman"/>
+          <w:sz w:val="24"/>
+          <w:szCs w:val="24"/>
+        </w:rPr>
+        <w:t>657</w:t>
+      </w:r>
+      <w:r>
+        <w:rPr>
+          <w:rFonts w:ascii="Times New Roman" w:hAnsi="Times New Roman" w:cs="Times New Roman"/>
+          <w:sz w:val="24"/>
+          <w:szCs w:val="24"/>
+        </w:rPr>
+        <w:t xml:space="preserve"> Nm/A </w:t>
       </w:r>
     </w:p>
     <w:p>
@@ -531,7 +655,7 @@
           <w:sz w:val="24"/>
           <w:szCs w:val="24"/>
         </w:rPr>
-        <w:t>Konstanta ggl balik  Ke</w:t>
+        <w:t>Konstanta ggl balik Ke</w:t>
       </w:r>
       <w:r>
         <w:rPr>
@@ -540,7 +664,41 @@
           <w:szCs w:val="24"/>
         </w:rPr>
         <w:tab/>
-        <w:t>: 0.003 V.s/rad</w:t>
+        <w:t>: 0.0</w:t>
+      </w:r>
+      <w:r>
+        <w:rPr>
+          <w:rFonts w:ascii="Times New Roman" w:hAnsi="Times New Roman" w:cs="Times New Roman"/>
+          <w:sz w:val="24"/>
+          <w:szCs w:val="24"/>
+        </w:rPr>
+        <w:t>657</w:t>
+      </w:r>
+      <w:r>
+        <w:rPr>
+          <w:rFonts w:ascii="Times New Roman" w:hAnsi="Times New Roman" w:cs="Times New Roman"/>
+          <w:sz w:val="24"/>
+          <w:szCs w:val="24"/>
+        </w:rPr>
+        <w:t xml:space="preserve"> </w:t>
+      </w:r>
+      <w:proofErr w:type="gramStart"/>
+      <w:r>
+        <w:rPr>
+          <w:rFonts w:ascii="Times New Roman" w:hAnsi="Times New Roman" w:cs="Times New Roman"/>
+          <w:sz w:val="24"/>
+          <w:szCs w:val="24"/>
+        </w:rPr>
+        <w:t>V.s</w:t>
+      </w:r>
+      <w:proofErr w:type="gramEnd"/>
+      <w:r>
+        <w:rPr>
+          <w:rFonts w:ascii="Times New Roman" w:hAnsi="Times New Roman" w:cs="Times New Roman"/>
+          <w:sz w:val="24"/>
+          <w:szCs w:val="24"/>
+        </w:rPr>
+        <w:t>/rad</w:t>
       </w:r>
     </w:p>
     <w:p>
@@ -897,716 +1055,46 @@
     </w:p>
     <w:p>
       <w:pPr>
-        <w:spacing w:after="0" w:line="276" w:lineRule="auto"/>
-        <w:jc w:val="center"/>
-        <w:rPr>
-          <w:rFonts w:ascii="Times New Roman" w:eastAsia="Times New Roman" w:hAnsi="Times New Roman" w:cs="Times New Roman"/>
-          <w:sz w:val="24"/>
-          <w:szCs w:val="24"/>
-          <w:lang w:eastAsia="en-ID"/>
-        </w:rPr>
-      </w:pPr>
-      <w:r>
-        <w:rPr>
-          <w:rFonts w:ascii="Times New Roman" w:eastAsia="Times New Roman" w:hAnsi="Times New Roman" w:cs="Times New Roman"/>
-          <w:sz w:val="24"/>
-          <w:szCs w:val="24"/>
-          <w:lang w:eastAsia="en-ID"/>
-        </w:rPr>
-        <w:t>G(s)</w:t>
-      </w:r>
-      <w:r>
-        <w:rPr>
-          <w:rFonts w:ascii="Times New Roman" w:eastAsia="Times New Roman" w:hAnsi="Times New Roman" w:cs="Times New Roman"/>
-          <w:sz w:val="24"/>
-          <w:szCs w:val="24"/>
-          <w:lang w:eastAsia="en-ID"/>
-        </w:rPr>
-        <w:t xml:space="preserve"> </w:t>
-      </w:r>
-      <w:r>
-        <w:rPr>
-          <w:rFonts w:ascii="Times New Roman" w:eastAsia="Times New Roman" w:hAnsi="Times New Roman" w:cs="Times New Roman"/>
-          <w:sz w:val="24"/>
-          <w:szCs w:val="24"/>
-          <w:lang w:eastAsia="en-ID"/>
-        </w:rPr>
-        <w:t>=</w:t>
-      </w:r>
-      <w:r>
-        <w:rPr>
-          <w:rFonts w:ascii="Times New Roman" w:eastAsia="Times New Roman" w:hAnsi="Times New Roman" w:cs="Times New Roman"/>
-          <w:sz w:val="24"/>
-          <w:szCs w:val="24"/>
-          <w:lang w:eastAsia="en-ID"/>
-        </w:rPr>
-        <w:t xml:space="preserve"> </w:t>
-      </w:r>
-      <w:r>
-        <w:rPr>
-          <w:rFonts w:ascii="Times New Roman" w:eastAsia="Times New Roman" w:hAnsi="Times New Roman" w:cs="Times New Roman"/>
-          <w:sz w:val="24"/>
-          <w:szCs w:val="24"/>
-          <w:lang w:eastAsia="en-ID"/>
-        </w:rPr>
-        <w:t>ω(s)</w:t>
-      </w:r>
-      <w:r>
-        <w:rPr>
-          <w:rFonts w:ascii="Times New Roman" w:eastAsia="Times New Roman" w:hAnsi="Times New Roman" w:cs="Times New Roman"/>
-          <w:sz w:val="24"/>
-          <w:szCs w:val="24"/>
-          <w:lang w:eastAsia="en-ID"/>
-        </w:rPr>
-        <w:t xml:space="preserve"> </w:t>
-      </w:r>
-      <w:r>
-        <w:rPr>
-          <w:rFonts w:ascii="Times New Roman" w:eastAsia="Times New Roman" w:hAnsi="Times New Roman" w:cs="Times New Roman"/>
-          <w:sz w:val="24"/>
-          <w:szCs w:val="24"/>
-          <w:lang w:eastAsia="en-ID"/>
-        </w:rPr>
-        <w:t xml:space="preserve"> / </w:t>
-      </w:r>
-      <w:r>
-        <w:rPr>
-          <w:rFonts w:ascii="Times New Roman" w:eastAsia="Times New Roman" w:hAnsi="Times New Roman" w:cs="Times New Roman"/>
-          <w:sz w:val="24"/>
-          <w:szCs w:val="24"/>
-          <w:lang w:eastAsia="en-ID"/>
-        </w:rPr>
-        <w:t>V(s)</w:t>
-      </w:r>
-      <w:r>
-        <w:rPr>
-          <w:rFonts w:ascii="Times New Roman" w:eastAsia="Times New Roman" w:hAnsi="Times New Roman" w:cs="Times New Roman"/>
-          <w:sz w:val="24"/>
-          <w:szCs w:val="24"/>
-          <w:lang w:eastAsia="en-ID"/>
-        </w:rPr>
-        <w:t xml:space="preserve"> </w:t>
-      </w:r>
-      <w:r>
-        <w:rPr>
-          <w:rFonts w:ascii="Times New Roman" w:eastAsia="Times New Roman" w:hAnsi="Times New Roman" w:cs="Times New Roman"/>
-          <w:sz w:val="24"/>
-          <w:szCs w:val="24"/>
-          <w:lang w:eastAsia="en-ID"/>
-        </w:rPr>
-        <w:t>=</w:t>
-      </w:r>
-      <w:r>
-        <w:rPr>
-          <w:rFonts w:ascii="Times New Roman" w:eastAsia="Times New Roman" w:hAnsi="Times New Roman" w:cs="Times New Roman"/>
-          <w:sz w:val="24"/>
-          <w:szCs w:val="24"/>
-          <w:lang w:eastAsia="en-ID"/>
-        </w:rPr>
-        <w:t xml:space="preserve"> </w:t>
-      </w:r>
-      <w:r>
-        <w:rPr>
-          <w:rFonts w:ascii="Times New Roman" w:eastAsia="Times New Roman" w:hAnsi="Times New Roman" w:cs="Times New Roman"/>
-          <w:sz w:val="24"/>
-          <w:szCs w:val="24"/>
-          <w:lang w:eastAsia="en-ID"/>
-        </w:rPr>
-        <w:t>Kt</w:t>
-      </w:r>
-      <w:r>
-        <w:rPr>
-          <w:rFonts w:ascii="Times New Roman" w:eastAsia="Times New Roman" w:hAnsi="Times New Roman" w:cs="Times New Roman"/>
-          <w:sz w:val="24"/>
-          <w:szCs w:val="24"/>
-          <w:lang w:eastAsia="en-ID"/>
-        </w:rPr>
-        <w:t xml:space="preserve"> / </w:t>
-      </w:r>
-      <w:r>
-        <w:rPr>
-          <w:rFonts w:ascii="Times New Roman" w:eastAsia="Times New Roman" w:hAnsi="Times New Roman" w:cs="Times New Roman"/>
-          <w:sz w:val="24"/>
-          <w:szCs w:val="24"/>
-          <w:lang w:eastAsia="en-ID"/>
-        </w:rPr>
-        <w:t>LsJ</w:t>
-      </w:r>
-      <w:r>
-        <w:rPr>
-          <w:rFonts w:ascii="Times New Roman" w:eastAsia="Times New Roman" w:hAnsi="Times New Roman" w:cs="Times New Roman"/>
-          <w:sz w:val="24"/>
-          <w:szCs w:val="24"/>
-          <w:lang w:eastAsia="en-ID"/>
-        </w:rPr>
-        <w:t xml:space="preserve"> </w:t>
-      </w:r>
-      <w:r>
-        <w:rPr>
-          <w:rFonts w:ascii="Times New Roman" w:eastAsia="Times New Roman" w:hAnsi="Times New Roman" w:cs="Times New Roman"/>
-          <w:sz w:val="24"/>
-          <w:szCs w:val="24"/>
-          <w:lang w:eastAsia="en-ID"/>
-        </w:rPr>
-        <w:t>+</w:t>
-      </w:r>
-      <w:r>
-        <w:rPr>
-          <w:rFonts w:ascii="Times New Roman" w:eastAsia="Times New Roman" w:hAnsi="Times New Roman" w:cs="Times New Roman"/>
-          <w:sz w:val="24"/>
-          <w:szCs w:val="24"/>
-          <w:lang w:eastAsia="en-ID"/>
-        </w:rPr>
-        <w:t xml:space="preserve"> </w:t>
-      </w:r>
-      <w:r>
-        <w:rPr>
-          <w:rFonts w:ascii="Times New Roman" w:eastAsia="Times New Roman" w:hAnsi="Times New Roman" w:cs="Times New Roman"/>
-          <w:sz w:val="24"/>
-          <w:szCs w:val="24"/>
-          <w:lang w:eastAsia="en-ID"/>
-        </w:rPr>
-        <w:t>(LB</w:t>
-      </w:r>
-      <w:r>
-        <w:rPr>
-          <w:rFonts w:ascii="Times New Roman" w:eastAsia="Times New Roman" w:hAnsi="Times New Roman" w:cs="Times New Roman"/>
-          <w:sz w:val="24"/>
-          <w:szCs w:val="24"/>
-          <w:lang w:eastAsia="en-ID"/>
-        </w:rPr>
-        <w:t xml:space="preserve"> </w:t>
-      </w:r>
-      <w:r>
-        <w:rPr>
-          <w:rFonts w:ascii="Times New Roman" w:eastAsia="Times New Roman" w:hAnsi="Times New Roman" w:cs="Times New Roman"/>
-          <w:sz w:val="24"/>
-          <w:szCs w:val="24"/>
-          <w:lang w:eastAsia="en-ID"/>
-        </w:rPr>
-        <w:t>+</w:t>
-      </w:r>
-      <w:r>
-        <w:rPr>
-          <w:rFonts w:ascii="Times New Roman" w:eastAsia="Times New Roman" w:hAnsi="Times New Roman" w:cs="Times New Roman"/>
-          <w:sz w:val="24"/>
-          <w:szCs w:val="24"/>
-          <w:lang w:eastAsia="en-ID"/>
-        </w:rPr>
-        <w:t xml:space="preserve"> </w:t>
-      </w:r>
-      <w:r>
-        <w:rPr>
-          <w:rFonts w:ascii="Times New Roman" w:eastAsia="Times New Roman" w:hAnsi="Times New Roman" w:cs="Times New Roman"/>
-          <w:sz w:val="24"/>
-          <w:szCs w:val="24"/>
-          <w:lang w:eastAsia="en-ID"/>
-        </w:rPr>
-        <w:t>RJ)s</w:t>
-      </w:r>
-      <w:r>
-        <w:rPr>
-          <w:rFonts w:ascii="Times New Roman" w:eastAsia="Times New Roman" w:hAnsi="Times New Roman" w:cs="Times New Roman"/>
-          <w:sz w:val="24"/>
-          <w:szCs w:val="24"/>
-          <w:lang w:eastAsia="en-ID"/>
-        </w:rPr>
-        <w:t xml:space="preserve"> </w:t>
-      </w:r>
-      <w:r>
-        <w:rPr>
-          <w:rFonts w:ascii="Times New Roman" w:eastAsia="Times New Roman" w:hAnsi="Times New Roman" w:cs="Times New Roman"/>
-          <w:sz w:val="24"/>
-          <w:szCs w:val="24"/>
-          <w:lang w:eastAsia="en-ID"/>
-        </w:rPr>
-        <w:t>+</w:t>
-      </w:r>
-      <w:r>
-        <w:rPr>
-          <w:rFonts w:ascii="Times New Roman" w:eastAsia="Times New Roman" w:hAnsi="Times New Roman" w:cs="Times New Roman"/>
-          <w:sz w:val="24"/>
-          <w:szCs w:val="24"/>
-          <w:lang w:eastAsia="en-ID"/>
-        </w:rPr>
-        <w:t xml:space="preserve"> </w:t>
-      </w:r>
-      <w:r>
-        <w:rPr>
-          <w:rFonts w:ascii="Times New Roman" w:eastAsia="Times New Roman" w:hAnsi="Times New Roman" w:cs="Times New Roman"/>
-          <w:sz w:val="24"/>
-          <w:szCs w:val="24"/>
-          <w:lang w:eastAsia="en-ID"/>
-        </w:rPr>
-        <w:t>(RB</w:t>
-      </w:r>
-      <w:r>
-        <w:rPr>
-          <w:rFonts w:ascii="Times New Roman" w:eastAsia="Times New Roman" w:hAnsi="Times New Roman" w:cs="Times New Roman"/>
-          <w:sz w:val="24"/>
-          <w:szCs w:val="24"/>
-          <w:lang w:eastAsia="en-ID"/>
-        </w:rPr>
-        <w:t xml:space="preserve"> </w:t>
-      </w:r>
-      <w:r>
-        <w:rPr>
-          <w:rFonts w:ascii="Times New Roman" w:eastAsia="Times New Roman" w:hAnsi="Times New Roman" w:cs="Times New Roman"/>
-          <w:sz w:val="24"/>
-          <w:szCs w:val="24"/>
-          <w:lang w:eastAsia="en-ID"/>
-        </w:rPr>
-        <w:t>+</w:t>
-      </w:r>
-      <w:r>
-        <w:rPr>
-          <w:rFonts w:ascii="Times New Roman" w:eastAsia="Times New Roman" w:hAnsi="Times New Roman" w:cs="Times New Roman"/>
-          <w:sz w:val="24"/>
-          <w:szCs w:val="24"/>
-          <w:lang w:eastAsia="en-ID"/>
-        </w:rPr>
-        <w:t xml:space="preserve"> </w:t>
-      </w:r>
-      <w:r>
-        <w:rPr>
-          <w:rFonts w:ascii="Times New Roman" w:eastAsia="Times New Roman" w:hAnsi="Times New Roman" w:cs="Times New Roman"/>
-          <w:sz w:val="24"/>
-          <w:szCs w:val="24"/>
-          <w:lang w:eastAsia="en-ID"/>
-        </w:rPr>
-        <w:t>KeKt)</w:t>
-      </w:r>
-    </w:p>
-    <w:p>
-      <w:pPr>
-        <w:spacing w:after="0" w:line="276" w:lineRule="auto"/>
-        <w:jc w:val="both"/>
-        <w:rPr>
-          <w:rFonts w:ascii="Times New Roman" w:eastAsia="Times New Roman" w:hAnsi="Times New Roman" w:cs="Times New Roman"/>
-          <w:sz w:val="24"/>
-          <w:szCs w:val="24"/>
-          <w:lang w:eastAsia="en-ID"/>
-        </w:rPr>
-      </w:pPr>
-      <w:r>
-        <w:rPr>
-          <w:rFonts w:ascii="Times New Roman" w:eastAsia="Times New Roman" w:hAnsi="Times New Roman" w:cs="Times New Roman"/>
-          <w:sz w:val="24"/>
-          <w:szCs w:val="24"/>
-          <w:lang w:eastAsia="en-ID"/>
-        </w:rPr>
-        <w:t>Dengan substitusi nilai parameter, fungsi alih menjadi:</w:t>
-      </w:r>
-    </w:p>
-    <w:p>
-      <w:pPr>
-        <w:spacing w:after="0" w:line="276" w:lineRule="auto"/>
-        <w:jc w:val="center"/>
-        <w:rPr>
-          <w:rFonts w:ascii="Times New Roman" w:eastAsia="Times New Roman" w:hAnsi="Times New Roman" w:cs="Times New Roman"/>
-          <w:sz w:val="24"/>
-          <w:szCs w:val="24"/>
-          <w:vertAlign w:val="superscript"/>
-          <w:lang w:eastAsia="en-ID"/>
-        </w:rPr>
-      </w:pPr>
-      <w:r>
-        <w:rPr>
-          <w:rFonts w:ascii="Times New Roman" w:eastAsia="Times New Roman" w:hAnsi="Times New Roman" w:cs="Times New Roman"/>
-          <w:sz w:val="24"/>
-          <w:szCs w:val="24"/>
-          <w:lang w:eastAsia="en-ID"/>
-        </w:rPr>
-        <w:t>G(s)=0,003</w:t>
-      </w:r>
-      <w:r>
-        <w:rPr>
-          <w:rFonts w:ascii="Times New Roman" w:eastAsia="Times New Roman" w:hAnsi="Times New Roman" w:cs="Times New Roman"/>
-          <w:sz w:val="24"/>
-          <w:szCs w:val="24"/>
-          <w:lang w:eastAsia="en-ID"/>
-        </w:rPr>
-        <w:t xml:space="preserve"> / </w:t>
-      </w:r>
-      <w:r>
-        <w:rPr>
-          <w:rFonts w:ascii="Times New Roman" w:eastAsia="Times New Roman" w:hAnsi="Times New Roman" w:cs="Times New Roman"/>
-          <w:sz w:val="24"/>
-          <w:szCs w:val="24"/>
-          <w:lang w:eastAsia="en-ID"/>
-        </w:rPr>
-        <w:t>6</w:t>
-      </w:r>
-      <w:r>
-        <w:rPr>
-          <w:rFonts w:ascii="Times New Roman" w:eastAsia="Times New Roman" w:hAnsi="Times New Roman" w:cs="Times New Roman"/>
-          <w:sz w:val="24"/>
-          <w:szCs w:val="24"/>
-          <w:lang w:eastAsia="en-ID"/>
-        </w:rPr>
-        <w:t xml:space="preserve"> </w:t>
-      </w:r>
-      <w:r>
-        <w:rPr>
-          <w:rFonts w:ascii="Times New Roman" w:eastAsia="Times New Roman" w:hAnsi="Times New Roman" w:cs="Times New Roman"/>
-          <w:sz w:val="24"/>
-          <w:szCs w:val="24"/>
-          <w:lang w:eastAsia="en-ID"/>
-        </w:rPr>
-        <w:t>×</w:t>
-      </w:r>
-      <w:r>
-        <w:rPr>
-          <w:rFonts w:ascii="Times New Roman" w:eastAsia="Times New Roman" w:hAnsi="Times New Roman" w:cs="Times New Roman"/>
-          <w:sz w:val="24"/>
-          <w:szCs w:val="24"/>
-          <w:lang w:eastAsia="en-ID"/>
-        </w:rPr>
-        <w:t xml:space="preserve"> </w:t>
-      </w:r>
-      <w:r>
-        <w:rPr>
-          <w:rFonts w:ascii="Times New Roman" w:eastAsia="Times New Roman" w:hAnsi="Times New Roman" w:cs="Times New Roman"/>
-          <w:sz w:val="24"/>
-          <w:szCs w:val="24"/>
-          <w:lang w:eastAsia="en-ID"/>
-        </w:rPr>
-        <w:t>10</w:t>
-      </w:r>
-      <w:r>
-        <w:rPr>
-          <w:rFonts w:ascii="Times New Roman" w:eastAsia="Times New Roman" w:hAnsi="Times New Roman" w:cs="Times New Roman"/>
-          <w:sz w:val="24"/>
-          <w:szCs w:val="24"/>
-          <w:vertAlign w:val="superscript"/>
-          <w:lang w:eastAsia="en-ID"/>
-        </w:rPr>
-        <w:t>−11</w:t>
-      </w:r>
-      <w:r>
-        <w:rPr>
-          <w:rFonts w:ascii="Times New Roman" w:eastAsia="Times New Roman" w:hAnsi="Times New Roman" w:cs="Times New Roman"/>
-          <w:sz w:val="24"/>
-          <w:szCs w:val="24"/>
-          <w:lang w:eastAsia="en-ID"/>
-        </w:rPr>
-        <w:t>s</w:t>
-      </w:r>
-      <w:r>
-        <w:rPr>
-          <w:rFonts w:ascii="Times New Roman" w:eastAsia="Times New Roman" w:hAnsi="Times New Roman" w:cs="Times New Roman"/>
-          <w:sz w:val="24"/>
-          <w:szCs w:val="24"/>
-          <w:vertAlign w:val="superscript"/>
-          <w:lang w:eastAsia="en-ID"/>
-        </w:rPr>
-        <w:t>2</w:t>
-      </w:r>
-      <w:r>
-        <w:rPr>
-          <w:rFonts w:ascii="Times New Roman" w:eastAsia="Times New Roman" w:hAnsi="Times New Roman" w:cs="Times New Roman"/>
-          <w:sz w:val="24"/>
-          <w:szCs w:val="24"/>
-          <w:vertAlign w:val="superscript"/>
-          <w:lang w:eastAsia="en-ID"/>
-        </w:rPr>
-        <w:t xml:space="preserve">  </w:t>
-      </w:r>
-      <w:r>
-        <w:rPr>
-          <w:rFonts w:ascii="Times New Roman" w:eastAsia="Times New Roman" w:hAnsi="Times New Roman" w:cs="Times New Roman"/>
-          <w:sz w:val="24"/>
-          <w:szCs w:val="24"/>
-          <w:lang w:eastAsia="en-ID"/>
-        </w:rPr>
-        <w:t>+</w:t>
-      </w:r>
-      <w:r>
-        <w:rPr>
-          <w:rFonts w:ascii="Times New Roman" w:eastAsia="Times New Roman" w:hAnsi="Times New Roman" w:cs="Times New Roman"/>
-          <w:sz w:val="24"/>
-          <w:szCs w:val="24"/>
-          <w:lang w:eastAsia="en-ID"/>
-        </w:rPr>
-        <w:t xml:space="preserve"> </w:t>
-      </w:r>
-      <w:r>
-        <w:rPr>
-          <w:rFonts w:ascii="Times New Roman" w:eastAsia="Times New Roman" w:hAnsi="Times New Roman" w:cs="Times New Roman"/>
-          <w:sz w:val="24"/>
-          <w:szCs w:val="24"/>
-          <w:lang w:eastAsia="en-ID"/>
-        </w:rPr>
-        <w:t>6,06</w:t>
-      </w:r>
-      <w:r>
-        <w:rPr>
-          <w:rFonts w:ascii="Times New Roman" w:eastAsia="Times New Roman" w:hAnsi="Times New Roman" w:cs="Times New Roman"/>
-          <w:sz w:val="24"/>
-          <w:szCs w:val="24"/>
-          <w:lang w:eastAsia="en-ID"/>
-        </w:rPr>
-        <w:t xml:space="preserve"> </w:t>
-      </w:r>
-      <w:r>
-        <w:rPr>
-          <w:rFonts w:ascii="Times New Roman" w:eastAsia="Times New Roman" w:hAnsi="Times New Roman" w:cs="Times New Roman"/>
-          <w:sz w:val="24"/>
-          <w:szCs w:val="24"/>
-          <w:lang w:eastAsia="en-ID"/>
-        </w:rPr>
-        <w:t>×</w:t>
-      </w:r>
-      <w:r>
-        <w:rPr>
-          <w:rFonts w:ascii="Times New Roman" w:eastAsia="Times New Roman" w:hAnsi="Times New Roman" w:cs="Times New Roman"/>
-          <w:sz w:val="24"/>
-          <w:szCs w:val="24"/>
-          <w:lang w:eastAsia="en-ID"/>
-        </w:rPr>
-        <w:t xml:space="preserve"> </w:t>
-      </w:r>
-      <w:r>
-        <w:rPr>
-          <w:rFonts w:ascii="Times New Roman" w:eastAsia="Times New Roman" w:hAnsi="Times New Roman" w:cs="Times New Roman"/>
-          <w:sz w:val="24"/>
-          <w:szCs w:val="24"/>
-          <w:lang w:eastAsia="en-ID"/>
-        </w:rPr>
-        <w:t>10</w:t>
-      </w:r>
-      <w:r>
-        <w:rPr>
-          <w:rFonts w:ascii="Times New Roman" w:eastAsia="Times New Roman" w:hAnsi="Times New Roman" w:cs="Times New Roman"/>
-          <w:sz w:val="24"/>
-          <w:szCs w:val="24"/>
-          <w:vertAlign w:val="superscript"/>
-          <w:lang w:eastAsia="en-ID"/>
-        </w:rPr>
-        <w:t>−6</w:t>
-      </w:r>
-      <w:r>
-        <w:rPr>
-          <w:rFonts w:ascii="Times New Roman" w:eastAsia="Times New Roman" w:hAnsi="Times New Roman" w:cs="Times New Roman"/>
-          <w:sz w:val="24"/>
-          <w:szCs w:val="24"/>
-          <w:lang w:eastAsia="en-ID"/>
-        </w:rPr>
-        <w:t>s</w:t>
-      </w:r>
-      <w:r>
-        <w:rPr>
-          <w:rFonts w:ascii="Times New Roman" w:eastAsia="Times New Roman" w:hAnsi="Times New Roman" w:cs="Times New Roman"/>
-          <w:sz w:val="24"/>
-          <w:szCs w:val="24"/>
-          <w:lang w:eastAsia="en-ID"/>
-        </w:rPr>
-        <w:t xml:space="preserve"> </w:t>
-      </w:r>
-      <w:r>
-        <w:rPr>
-          <w:rFonts w:ascii="Times New Roman" w:eastAsia="Times New Roman" w:hAnsi="Times New Roman" w:cs="Times New Roman"/>
-          <w:sz w:val="24"/>
-          <w:szCs w:val="24"/>
-          <w:lang w:eastAsia="en-ID"/>
-        </w:rPr>
-        <w:t>+</w:t>
-      </w:r>
-      <w:r>
-        <w:rPr>
-          <w:rFonts w:ascii="Times New Roman" w:eastAsia="Times New Roman" w:hAnsi="Times New Roman" w:cs="Times New Roman"/>
-          <w:sz w:val="24"/>
-          <w:szCs w:val="24"/>
-          <w:lang w:eastAsia="en-ID"/>
-        </w:rPr>
-        <w:t xml:space="preserve"> </w:t>
-      </w:r>
-      <w:r>
-        <w:rPr>
-          <w:rFonts w:ascii="Times New Roman" w:eastAsia="Times New Roman" w:hAnsi="Times New Roman" w:cs="Times New Roman"/>
-          <w:sz w:val="24"/>
-          <w:szCs w:val="24"/>
-          <w:lang w:eastAsia="en-ID"/>
-        </w:rPr>
-        <w:t>6,09</w:t>
-      </w:r>
-      <w:r>
-        <w:rPr>
-          <w:rFonts w:ascii="Times New Roman" w:eastAsia="Times New Roman" w:hAnsi="Times New Roman" w:cs="Times New Roman"/>
-          <w:sz w:val="24"/>
-          <w:szCs w:val="24"/>
-          <w:lang w:eastAsia="en-ID"/>
-        </w:rPr>
-        <w:t xml:space="preserve"> </w:t>
-      </w:r>
-      <w:r>
-        <w:rPr>
-          <w:rFonts w:ascii="Times New Roman" w:eastAsia="Times New Roman" w:hAnsi="Times New Roman" w:cs="Times New Roman"/>
-          <w:sz w:val="24"/>
-          <w:szCs w:val="24"/>
-          <w:lang w:eastAsia="en-ID"/>
-        </w:rPr>
-        <w:t>×</w:t>
-      </w:r>
-      <w:r>
-        <w:rPr>
-          <w:rFonts w:ascii="Times New Roman" w:eastAsia="Times New Roman" w:hAnsi="Times New Roman" w:cs="Times New Roman"/>
-          <w:sz w:val="24"/>
-          <w:szCs w:val="24"/>
-          <w:lang w:eastAsia="en-ID"/>
-        </w:rPr>
-        <w:t xml:space="preserve"> </w:t>
-      </w:r>
-      <w:r>
-        <w:rPr>
-          <w:rFonts w:ascii="Times New Roman" w:eastAsia="Times New Roman" w:hAnsi="Times New Roman" w:cs="Times New Roman"/>
-          <w:sz w:val="24"/>
-          <w:szCs w:val="24"/>
-          <w:lang w:eastAsia="en-ID"/>
-        </w:rPr>
-        <w:t>10</w:t>
-      </w:r>
-      <w:r>
-        <w:rPr>
-          <w:rFonts w:ascii="Times New Roman" w:eastAsia="Times New Roman" w:hAnsi="Times New Roman" w:cs="Times New Roman"/>
-          <w:sz w:val="24"/>
-          <w:szCs w:val="24"/>
-          <w:vertAlign w:val="superscript"/>
-          <w:lang w:eastAsia="en-ID"/>
-        </w:rPr>
-        <w:t>−</w:t>
-      </w:r>
-      <w:r>
-        <w:rPr>
-          <w:rFonts w:ascii="Times New Roman" w:eastAsia="Times New Roman" w:hAnsi="Times New Roman" w:cs="Times New Roman"/>
-          <w:sz w:val="24"/>
-          <w:szCs w:val="24"/>
-          <w:vertAlign w:val="superscript"/>
-          <w:lang w:eastAsia="en-ID"/>
-        </w:rPr>
-        <w:t>5</w:t>
-      </w:r>
-      <w:r>
-        <w:rPr>
-          <w:rFonts w:ascii="Times New Roman" w:eastAsia="Times New Roman" w:hAnsi="Times New Roman" w:cs="Times New Roman"/>
-          <w:sz w:val="24"/>
-          <w:szCs w:val="24"/>
-          <w:vertAlign w:val="superscript"/>
-          <w:lang w:eastAsia="en-ID"/>
-        </w:rPr>
-        <w:t>​</w:t>
-      </w:r>
-    </w:p>
-    <w:p>
-      <w:pPr>
-        <w:spacing w:after="0" w:line="276" w:lineRule="auto"/>
+        <w:pStyle w:val="NormalWeb"/>
+        <w:spacing w:before="0" w:beforeAutospacing="0" w:after="0"/>
         <w:ind w:firstLine="284"/>
         <w:jc w:val="both"/>
-        <w:rPr>
-          <w:rFonts w:ascii="Times New Roman" w:eastAsia="Times New Roman" w:hAnsi="Times New Roman" w:cs="Times New Roman"/>
-          <w:sz w:val="24"/>
-          <w:szCs w:val="24"/>
-          <w:vertAlign w:val="superscript"/>
-          <w:lang w:eastAsia="en-ID"/>
-        </w:rPr>
-      </w:pPr>
-      <w:r>
-        <w:rPr>
-          <w:rFonts w:ascii="Times New Roman" w:eastAsia="Times New Roman" w:hAnsi="Times New Roman" w:cs="Times New Roman"/>
-          <w:sz w:val="24"/>
-          <w:szCs w:val="24"/>
-          <w:lang w:eastAsia="en-ID"/>
-        </w:rPr>
-        <w:t>Langkah selanjutnya setelah memperoleh fungsi alih sistem adalah melakukan simulasi respons dinamis motor serta merancang pengendali PID menggunakan MATLAB. Fungsi alih yang diperoleh, yaitu:</w:t>
-      </w:r>
-    </w:p>
-    <w:p>
-      <w:pPr>
-        <w:spacing w:after="0" w:line="276" w:lineRule="auto"/>
-        <w:jc w:val="center"/>
-        <w:rPr>
-          <w:rFonts w:ascii="Times New Roman" w:eastAsia="Times New Roman" w:hAnsi="Times New Roman" w:cs="Times New Roman"/>
-          <w:sz w:val="24"/>
-          <w:szCs w:val="24"/>
-          <w:vertAlign w:val="superscript"/>
-          <w:lang w:eastAsia="en-ID"/>
-        </w:rPr>
-      </w:pPr>
-      <w:r>
-        <w:rPr>
-          <w:rFonts w:ascii="Times New Roman" w:eastAsia="Times New Roman" w:hAnsi="Times New Roman" w:cs="Times New Roman"/>
-          <w:sz w:val="24"/>
-          <w:szCs w:val="24"/>
-          <w:lang w:eastAsia="en-ID"/>
-        </w:rPr>
-        <w:t>G(s)=0,003 / 6 × 10</w:t>
-      </w:r>
-      <w:r>
-        <w:rPr>
-          <w:rFonts w:ascii="Times New Roman" w:eastAsia="Times New Roman" w:hAnsi="Times New Roman" w:cs="Times New Roman"/>
-          <w:sz w:val="24"/>
-          <w:szCs w:val="24"/>
-          <w:vertAlign w:val="superscript"/>
-          <w:lang w:eastAsia="en-ID"/>
-        </w:rPr>
-        <w:t>−11</w:t>
-      </w:r>
-      <w:r>
-        <w:rPr>
-          <w:rFonts w:ascii="Times New Roman" w:eastAsia="Times New Roman" w:hAnsi="Times New Roman" w:cs="Times New Roman"/>
-          <w:sz w:val="24"/>
-          <w:szCs w:val="24"/>
-          <w:lang w:eastAsia="en-ID"/>
-        </w:rPr>
-        <w:t>s</w:t>
-      </w:r>
-      <w:r>
-        <w:rPr>
-          <w:rFonts w:ascii="Times New Roman" w:eastAsia="Times New Roman" w:hAnsi="Times New Roman" w:cs="Times New Roman"/>
-          <w:sz w:val="24"/>
-          <w:szCs w:val="24"/>
-          <w:vertAlign w:val="superscript"/>
-          <w:lang w:eastAsia="en-ID"/>
-        </w:rPr>
-        <w:t xml:space="preserve">2  </w:t>
-      </w:r>
-      <w:r>
-        <w:rPr>
-          <w:rFonts w:ascii="Times New Roman" w:eastAsia="Times New Roman" w:hAnsi="Times New Roman" w:cs="Times New Roman"/>
-          <w:sz w:val="24"/>
-          <w:szCs w:val="24"/>
-          <w:lang w:eastAsia="en-ID"/>
-        </w:rPr>
-        <w:t>+ 6,06 × 10</w:t>
-      </w:r>
-      <w:r>
-        <w:rPr>
-          <w:rFonts w:ascii="Times New Roman" w:eastAsia="Times New Roman" w:hAnsi="Times New Roman" w:cs="Times New Roman"/>
-          <w:sz w:val="24"/>
-          <w:szCs w:val="24"/>
-          <w:vertAlign w:val="superscript"/>
-          <w:lang w:eastAsia="en-ID"/>
-        </w:rPr>
-        <w:t>−6</w:t>
-      </w:r>
-      <w:r>
-        <w:rPr>
-          <w:rFonts w:ascii="Times New Roman" w:eastAsia="Times New Roman" w:hAnsi="Times New Roman" w:cs="Times New Roman"/>
-          <w:sz w:val="24"/>
-          <w:szCs w:val="24"/>
-          <w:lang w:eastAsia="en-ID"/>
-        </w:rPr>
-        <w:t>s + 6,09 × 10</w:t>
-      </w:r>
-      <w:r>
-        <w:rPr>
-          <w:rFonts w:ascii="Times New Roman" w:eastAsia="Times New Roman" w:hAnsi="Times New Roman" w:cs="Times New Roman"/>
-          <w:sz w:val="24"/>
-          <w:szCs w:val="24"/>
-          <w:vertAlign w:val="superscript"/>
-          <w:lang w:eastAsia="en-ID"/>
-        </w:rPr>
-        <w:t>−5​</w:t>
+      </w:pPr>
+      <w:r>
+        <w:t>Transfer function G(s) = ω(s)/V(s)</w:t>
+      </w:r>
+    </w:p>
+    <w:p>
+      <w:pPr>
+        <w:pStyle w:val="NormalWeb"/>
+        <w:spacing w:before="0" w:beforeAutospacing="0" w:after="0"/>
+        <w:ind w:firstLine="284"/>
+        <w:jc w:val="both"/>
+      </w:pPr>
+      <w:r>
+        <w:t>num = [Kt];</w:t>
+      </w:r>
+    </w:p>
+    <w:p>
+      <w:pPr>
+        <w:pStyle w:val="NormalWeb"/>
+        <w:spacing w:before="0" w:beforeAutospacing="0" w:after="0"/>
+        <w:ind w:firstLine="284"/>
+        <w:jc w:val="both"/>
+      </w:pPr>
+      <w:r>
+        <w:t>den = [L*J, (L*B + R*J), (R*B + Ke*Kt)];</w:t>
+      </w:r>
+    </w:p>
+    <w:p>
+      <w:pPr>
+        <w:pStyle w:val="NormalWeb"/>
+        <w:spacing w:before="0" w:beforeAutospacing="0" w:after="0"/>
+        <w:ind w:firstLine="284"/>
+        <w:jc w:val="both"/>
+      </w:pPr>
+      <w:r>
+        <w:t>G = tf (num, den);</w:t>
       </w:r>
     </w:p>
     <w:p>
@@ -1654,7 +1142,10 @@
         <w:t xml:space="preserve"> </w:t>
       </w:r>
       <w:r>
-        <w:t>0,00429, Ki</w:t>
+        <w:t>0,002748</w:t>
+      </w:r>
+      <w:r>
+        <w:t>, Ki</w:t>
       </w:r>
       <w:r>
         <w:t xml:space="preserve"> </w:t>
@@ -1666,7 +1157,7 @@
         <w:t xml:space="preserve"> </w:t>
       </w:r>
       <w:r>
-        <w:t>0,04142</w:t>
+        <w:t>0,07376</w:t>
       </w:r>
       <w:r>
         <w:t xml:space="preserve">, </w:t>
@@ -1684,7 +1175,10 @@
         <w:t xml:space="preserve"> </w:t>
       </w:r>
       <w:r>
-        <w:t xml:space="preserve">0, yang dipilih berdasarkan kriteria performa waktu seperti waktu naik dan </w:t>
+        <w:t>2,56e-05</w:t>
+      </w:r>
+      <w:r>
+        <w:t xml:space="preserve">, yang dipilih berdasarkan kriteria performa waktu seperti waktu naik dan </w:t>
       </w:r>
       <w:r>
         <w:rPr>
@@ -1726,186 +1220,95 @@
         <w:t>PID Controller</w:t>
       </w:r>
       <w:r>
-        <w:t xml:space="preserve">, dan </w:t>
+        <w:t xml:space="preserve">, dan referensi kecepatan. Simulasi sistem tertutup dilakukan untuk mengevaluasi kinerja </w:t>
       </w:r>
       <w:r>
         <w:lastRenderedPageBreak/>
-        <w:t xml:space="preserve">referensi kecepatan. Simulasi sistem tertutup dilakukan untuk mengevaluasi kinerja pengendali terhadap perubahan referensi kecepatan. Berdasarkan hasil simulasi (Gambar </w:t>
-      </w:r>
-      <w:r>
-        <w:t>3</w:t>
-      </w:r>
-      <w:r>
-        <w:t xml:space="preserve">), sistem menunjukkan respons yang stabil dan cepat menuju nilai setpoint sekitar 800 rpm dalam waktu kurang dari 2 detik, tanpa </w:t>
-      </w:r>
-      <w:r>
-        <w:rPr>
-          <w:i/>
-          <w:iCs/>
-        </w:rPr>
-        <w:t>overshoot</w:t>
-      </w:r>
-      <w:r>
-        <w:t xml:space="preserve"> yang signifikan.</w:t>
-      </w:r>
+        <w:t xml:space="preserve">pengendali terhadap perubahan referensi kecepatan. </w:t>
+      </w:r>
+      <w:r>
+        <w:t xml:space="preserve">Hsdil dari simulasi menunjukkan data </w:t>
+      </w:r>
+      <w:proofErr w:type="gramStart"/>
+      <w:r>
+        <w:t>berikut</w:t>
+      </w:r>
+      <w:r>
+        <w:t xml:space="preserve"> :</w:t>
+      </w:r>
+      <w:proofErr w:type="gramEnd"/>
     </w:p>
     <w:p>
       <w:pPr>
         <w:pStyle w:val="NormalWeb"/>
-        <w:spacing w:before="0" w:beforeAutospacing="0" w:after="0" w:afterAutospacing="0" w:line="276" w:lineRule="auto"/>
-        <w:ind w:firstLine="284"/>
-        <w:jc w:val="both"/>
-      </w:pPr>
-      <w:r>
-        <w:t xml:space="preserve">Setelah desain pengendali berhasil disimulasikan, tahap berikutnya adalah implementasi sistem kendali pada perangkat keras menggunakan mikrokontroler ESP32. Dalam implementasi ini, ESP32 bertindak sebagai pengendali utama yang mengatur motor DC melalui motor driver serta membaca kecepatan motor secara real-time menggunakan sensor kecepatan. Sistem diberi catu daya sebesar 3,3 V langsung dari port USB laptop, sehingga motor hanya mampu mencapai kecepatan maksimum sekitar 4400 rpm. Untuk komunikasi data antara ESP32 dan MATLAB, digunakan protokol komunikasi </w:t>
-      </w:r>
-      <w:r>
-        <w:rPr>
-          <w:rStyle w:val="Penekanan"/>
-        </w:rPr>
-        <w:t>Message Queuing Telemetry Transport</w:t>
-      </w:r>
-      <w:r>
-        <w:t xml:space="preserve"> (MQTT), yang memungkinkan pertukaran data secara ringan dan efisien dalam jaringan IoT.</w:t>
+        <w:spacing w:before="0" w:beforeAutospacing="0" w:after="0"/>
+      </w:pPr>
+      <w:r>
+        <w:t>RiseTime: 2.5660</w:t>
       </w:r>
     </w:p>
     <w:p>
       <w:pPr>
         <w:pStyle w:val="NormalWeb"/>
-        <w:spacing w:before="0" w:beforeAutospacing="0" w:after="0" w:afterAutospacing="0" w:line="276" w:lineRule="auto"/>
-        <w:ind w:firstLine="284"/>
-        <w:jc w:val="both"/>
-      </w:pPr>
-      <w:r>
-        <w:t>Dalam sistem MQTT yang dibangun</w:t>
-      </w:r>
-      <w:r>
-        <w:t xml:space="preserve"> (Gambar 4)</w:t>
-      </w:r>
-      <w:r>
-        <w:t xml:space="preserve">, terdapat antarmuka kontrol yang dilengkapi dengan beberapa fitur interaktif. Pertama, terdapat tombol </w:t>
-      </w:r>
-      <w:r>
-        <w:rPr>
-          <w:rStyle w:val="Kuat"/>
-        </w:rPr>
-        <w:t>ON/OFF</w:t>
-      </w:r>
-      <w:r>
-        <w:t xml:space="preserve"> yang berfungsi untuk mengaktifkan atau mematikan motor DC secara langsung melalui dashboard. Kedua, terdapat tiga level kecepatan yang dapat dipilih oleh pengguna, yaitu:</w:t>
+        <w:spacing w:before="0" w:beforeAutospacing="0" w:after="0"/>
+      </w:pPr>
+      <w:r>
+        <w:t>SettlingTime: 4.5690</w:t>
       </w:r>
     </w:p>
     <w:p>
       <w:pPr>
         <w:pStyle w:val="NormalWeb"/>
-        <w:numPr>
-          <w:ilvl w:val="0"/>
-          <w:numId w:val="2"/>
-        </w:numPr>
-        <w:spacing w:before="0" w:beforeAutospacing="0" w:line="276" w:lineRule="auto"/>
-        <w:jc w:val="both"/>
-      </w:pPr>
-      <w:r>
-        <w:rPr>
-          <w:rStyle w:val="Kuat"/>
-        </w:rPr>
-        <w:t>Level 1</w:t>
-      </w:r>
-      <w:r>
-        <w:t>: 900 rpm</w:t>
+        <w:spacing w:before="0" w:beforeAutospacing="0" w:after="0"/>
+      </w:pPr>
+      <w:r>
+        <w:t>SettlingMin: 0.9045</w:t>
       </w:r>
     </w:p>
     <w:p>
       <w:pPr>
         <w:pStyle w:val="NormalWeb"/>
-        <w:numPr>
-          <w:ilvl w:val="0"/>
-          <w:numId w:val="2"/>
-        </w:numPr>
-        <w:spacing w:line="276" w:lineRule="auto"/>
-        <w:jc w:val="both"/>
-      </w:pPr>
-      <w:r>
-        <w:rPr>
-          <w:rStyle w:val="Kuat"/>
-        </w:rPr>
-        <w:t>Level 2</w:t>
-      </w:r>
-      <w:r>
-        <w:t>: 1500 rpm</w:t>
+        <w:spacing w:before="0" w:beforeAutospacing="0" w:after="0"/>
+      </w:pPr>
+      <w:r>
+        <w:t>SettlingMax: 1.0000</w:t>
       </w:r>
     </w:p>
     <w:p>
       <w:pPr>
         <w:pStyle w:val="NormalWeb"/>
-        <w:numPr>
-          <w:ilvl w:val="0"/>
-          <w:numId w:val="2"/>
-        </w:numPr>
-        <w:spacing w:after="0" w:afterAutospacing="0" w:line="276" w:lineRule="auto"/>
-        <w:jc w:val="both"/>
-      </w:pPr>
-      <w:r>
-        <w:rPr>
-          <w:rStyle w:val="Kuat"/>
-        </w:rPr>
-        <w:t>Level 3</w:t>
-      </w:r>
-      <w:r>
-        <w:t>: 2000 rpm</w:t>
+        <w:spacing w:before="0" w:beforeAutospacing="0" w:after="0"/>
+      </w:pPr>
+      <w:r>
+        <w:t>Overshoot: 0</w:t>
       </w:r>
     </w:p>
     <w:p>
       <w:pPr>
         <w:pStyle w:val="NormalWeb"/>
-        <w:spacing w:before="0" w:beforeAutospacing="0" w:after="0" w:afterAutospacing="0" w:line="276" w:lineRule="auto"/>
-        <w:ind w:firstLine="360"/>
-        <w:jc w:val="both"/>
-      </w:pPr>
-      <w:r>
-        <w:t>Pemilihan level ini akan mengatur nilai referensi kecepatan yang dikirimkan ke MATLAB sebagai input dari sistem kendali PID. Nilai referensi ini selanjutnya diproses bersama data kecepatan aktual untuk menghasilkan sinyal PWM yang dikirim kembali ke ESP32 guna mengatur putaran motor. Selain pengaturan kecepatan, sistem juga menyediakan kontrol arah putar motor, yaitu searah jarum jam (</w:t>
-      </w:r>
-      <w:r>
-        <w:rPr>
-          <w:rStyle w:val="Penekanan"/>
-        </w:rPr>
-        <w:t>clockwise</w:t>
-      </w:r>
-      <w:r>
-        <w:t>) dan berlawanan arah jarum jam (</w:t>
-      </w:r>
-      <w:r>
-        <w:rPr>
-          <w:rStyle w:val="Penekanan"/>
-        </w:rPr>
-        <w:t>counter-clockwise</w:t>
-      </w:r>
-      <w:r>
-        <w:t>), yang dikendalikan melalui antarmuka MQTT. Arah putar ini diatur dengan mengubah polaritas sinyal kontrol pada motor driver dari ESP32. Untuk monitoring sistem secara real-time, dashboard MQTT dilengkapi dengan dua grafik utama, yaitu grafik kecepatan (RPM) dan grafik sinyal kendali (PWM). Grafik RPM menampilkan kecepatan motor berdasarkan pembacaan dari sensor, sedangkan grafik PWM menampilkan sinyal kendali hasil dari proses PID. Visualisasi ini memungkinkan pengguna memantau performa sistem secara langsung, sekaligus mengevaluasi stabilitas dan respons kendali terhadap perubahan referensi kecepatan.</w:t>
+        <w:spacing w:before="0" w:beforeAutospacing="0" w:after="0"/>
+      </w:pPr>
+      <w:r>
+        <w:t>Undershoot: 0</w:t>
       </w:r>
     </w:p>
     <w:p>
       <w:pPr>
         <w:pStyle w:val="NormalWeb"/>
-        <w:spacing w:before="0" w:beforeAutospacing="0" w:after="0" w:afterAutospacing="0" w:line="276" w:lineRule="auto"/>
-        <w:ind w:firstLine="360"/>
-        <w:jc w:val="both"/>
-      </w:pPr>
-      <w:r>
-        <w:t xml:space="preserve">Dengan integrasi antara MATLAB, Simulink, ESP32, dan MQTT, sistem ini tidak hanya mendemonstrasikan pengendalian kecepatan motor DC berbasis PID secara real-time, tetapi juga menyediakan antarmuka interaktif berbasis IoT yang mendukung fleksibilitas kontrol dan pemantauan secara menyeluruh. Pendekatan </w:t>
-      </w:r>
-      <w:r>
-        <w:lastRenderedPageBreak/>
-        <w:t>ini membuktikan bahwa teknologi IoT dapat diintegrasikan secara efektif dengan sistem kendali klasik untuk membentuk sistem otomasi yang responsif dan adaptif.</w:t>
+        <w:spacing w:before="0" w:beforeAutospacing="0" w:after="0"/>
+      </w:pPr>
+      <w:r>
+        <w:t>Peak: 1.0000</w:t>
       </w:r>
     </w:p>
     <w:p>
       <w:pPr>
         <w:pStyle w:val="NormalWeb"/>
-        <w:spacing w:before="0" w:beforeAutospacing="0" w:after="0" w:afterAutospacing="0" w:line="276" w:lineRule="auto"/>
-        <w:ind w:firstLine="360"/>
-        <w:jc w:val="both"/>
-      </w:pPr>
+        <w:spacing w:before="0" w:beforeAutospacing="0" w:after="0" w:afterAutospacing="0"/>
+      </w:pPr>
+      <w:r>
+        <w:t>PeakTime: 12.3151</w:t>
+      </w:r>
     </w:p>
     <w:p>
       <w:pPr>
@@ -1913,15 +1316,22 @@
         <w:spacing w:before="0" w:beforeAutospacing="0" w:after="0" w:afterAutospacing="0" w:line="276" w:lineRule="auto"/>
         <w:jc w:val="center"/>
       </w:pPr>
+    </w:p>
+    <w:p>
+      <w:pPr>
+        <w:pStyle w:val="NormalWeb"/>
+        <w:spacing w:before="0" w:beforeAutospacing="0" w:after="0" w:afterAutospacing="0" w:line="276" w:lineRule="auto"/>
+        <w:jc w:val="center"/>
+      </w:pPr>
       <w:r>
         <w:rPr>
           <w:noProof/>
         </w:rPr>
         <w:drawing>
-          <wp:inline distT="0" distB="0" distL="0" distR="0" wp14:anchorId="6A7FEF02" wp14:editId="6C2377C9">
-            <wp:extent cx="4380230" cy="2529840"/>
-            <wp:effectExtent l="0" t="0" r="1270" b="3810"/>
-            <wp:docPr id="4" name="Gambar 4"/>
+          <wp:inline distT="0" distB="0" distL="0" distR="0" wp14:anchorId="24D98784" wp14:editId="582DFF99">
+            <wp:extent cx="3261360" cy="2215884"/>
+            <wp:effectExtent l="0" t="0" r="0" b="0"/>
+            <wp:docPr id="1037052855" name="Picture 1"/>
             <wp:cNvGraphicFramePr>
               <a:graphicFrameLocks xmlns:a="http://schemas.openxmlformats.org/drawingml/2006/main" noChangeAspect="1"/>
             </wp:cNvGraphicFramePr>
@@ -1929,36 +1339,23 @@
               <a:graphicData uri="http://schemas.openxmlformats.org/drawingml/2006/picture">
                 <pic:pic xmlns:pic="http://schemas.openxmlformats.org/drawingml/2006/picture">
                   <pic:nvPicPr>
-                    <pic:cNvPr id="4" name="Gambar 4"/>
+                    <pic:cNvPr id="1037052855" name=""/>
                     <pic:cNvPicPr/>
                   </pic:nvPicPr>
-                  <pic:blipFill rotWithShape="1">
-                    <a:blip r:embed="rId5" cstate="print">
-                      <a:extLst>
-                        <a:ext uri="{28A0092B-C50C-407E-A947-70E740481C1C}">
-                          <a14:useLocalDpi xmlns:a14="http://schemas.microsoft.com/office/drawing/2010/main" val="0"/>
-                        </a:ext>
-                      </a:extLst>
-                    </a:blip>
-                    <a:srcRect l="18294" t="2957" r="6262" b="26360"/>
-                    <a:stretch/>
+                  <pic:blipFill>
+                    <a:blip r:embed="rId5"/>
+                    <a:stretch>
+                      <a:fillRect/>
+                    </a:stretch>
                   </pic:blipFill>
-                  <pic:spPr bwMode="auto">
+                  <pic:spPr>
                     <a:xfrm>
                       <a:off x="0" y="0"/>
-                      <a:ext cx="4383304" cy="2531615"/>
+                      <a:ext cx="3269963" cy="2221729"/>
                     </a:xfrm>
                     <a:prstGeom prst="rect">
                       <a:avLst/>
                     </a:prstGeom>
-                    <a:ln>
-                      <a:noFill/>
-                    </a:ln>
-                    <a:extLst>
-                      <a:ext uri="{53640926-AAD7-44D8-BBD7-CCE9431645EC}">
-                        <a14:shadowObscured xmlns:a14="http://schemas.microsoft.com/office/drawing/2010/main"/>
-                      </a:ext>
-                    </a:extLst>
                   </pic:spPr>
                 </pic:pic>
               </a:graphicData>
@@ -1998,10 +1395,10 @@
           <w:noProof/>
         </w:rPr>
         <w:drawing>
-          <wp:inline distT="0" distB="0" distL="0" distR="0" wp14:anchorId="08FCA191" wp14:editId="2E674165">
-            <wp:extent cx="4104552" cy="937260"/>
-            <wp:effectExtent l="0" t="0" r="0" b="0"/>
-            <wp:docPr id="2" name="Gambar 2"/>
+          <wp:inline distT="0" distB="0" distL="0" distR="0" wp14:anchorId="0F6EA8DF" wp14:editId="41EE67C8">
+            <wp:extent cx="5039995" cy="1482090"/>
+            <wp:effectExtent l="0" t="0" r="8255" b="3810"/>
+            <wp:docPr id="1746195748" name="Picture 1"/>
             <wp:cNvGraphicFramePr>
               <a:graphicFrameLocks xmlns:a="http://schemas.openxmlformats.org/drawingml/2006/main" noChangeAspect="1"/>
             </wp:cNvGraphicFramePr>
@@ -2009,36 +1406,23 @@
               <a:graphicData uri="http://schemas.openxmlformats.org/drawingml/2006/picture">
                 <pic:pic xmlns:pic="http://schemas.openxmlformats.org/drawingml/2006/picture">
                   <pic:nvPicPr>
-                    <pic:cNvPr id="2" name="Gambar 2"/>
+                    <pic:cNvPr id="1746195748" name=""/>
                     <pic:cNvPicPr/>
                   </pic:nvPicPr>
-                  <pic:blipFill rotWithShape="1">
-                    <a:blip r:embed="rId6" cstate="print">
-                      <a:extLst>
-                        <a:ext uri="{28A0092B-C50C-407E-A947-70E740481C1C}">
-                          <a14:useLocalDpi xmlns:a14="http://schemas.microsoft.com/office/drawing/2010/main" val="0"/>
-                        </a:ext>
-                      </a:extLst>
-                    </a:blip>
-                    <a:srcRect l="11642" t="40045" r="11553" b="28778"/>
-                    <a:stretch/>
+                  <pic:blipFill>
+                    <a:blip r:embed="rId6"/>
+                    <a:stretch>
+                      <a:fillRect/>
+                    </a:stretch>
                   </pic:blipFill>
-                  <pic:spPr bwMode="auto">
+                  <pic:spPr>
                     <a:xfrm>
                       <a:off x="0" y="0"/>
-                      <a:ext cx="4113196" cy="939234"/>
+                      <a:ext cx="5039995" cy="1482090"/>
                     </a:xfrm>
                     <a:prstGeom prst="rect">
                       <a:avLst/>
                     </a:prstGeom>
-                    <a:ln>
-                      <a:noFill/>
-                    </a:ln>
-                    <a:extLst>
-                      <a:ext uri="{53640926-AAD7-44D8-BBD7-CCE9431645EC}">
-                        <a14:shadowObscured xmlns:a14="http://schemas.microsoft.com/office/drawing/2010/main"/>
-                      </a:ext>
-                    </a:extLst>
                   </pic:spPr>
                 </pic:pic>
               </a:graphicData>
@@ -2075,11 +1459,12 @@
         <w:rPr>
           <w:noProof/>
         </w:rPr>
+        <w:lastRenderedPageBreak/>
         <w:drawing>
-          <wp:inline distT="0" distB="0" distL="0" distR="0" wp14:anchorId="3F7F9F8A" wp14:editId="679A3CD9">
-            <wp:extent cx="4446270" cy="2506980"/>
-            <wp:effectExtent l="0" t="0" r="0" b="7620"/>
-            <wp:docPr id="3" name="Gambar 3"/>
+          <wp:inline distT="0" distB="0" distL="0" distR="0" wp14:anchorId="72F5065E" wp14:editId="09264621">
+            <wp:extent cx="3465900" cy="2590800"/>
+            <wp:effectExtent l="0" t="0" r="1270" b="0"/>
+            <wp:docPr id="2095417556" name="Picture 1"/>
             <wp:cNvGraphicFramePr>
               <a:graphicFrameLocks xmlns:a="http://schemas.openxmlformats.org/drawingml/2006/main" noChangeAspect="1"/>
             </wp:cNvGraphicFramePr>
@@ -2087,36 +1472,23 @@
               <a:graphicData uri="http://schemas.openxmlformats.org/drawingml/2006/picture">
                 <pic:pic xmlns:pic="http://schemas.openxmlformats.org/drawingml/2006/picture">
                   <pic:nvPicPr>
-                    <pic:cNvPr id="3" name="Gambar 3"/>
+                    <pic:cNvPr id="2095417556" name=""/>
                     <pic:cNvPicPr/>
                   </pic:nvPicPr>
-                  <pic:blipFill rotWithShape="1">
-                    <a:blip r:embed="rId7" cstate="print">
-                      <a:extLst>
-                        <a:ext uri="{28A0092B-C50C-407E-A947-70E740481C1C}">
-                          <a14:useLocalDpi xmlns:a14="http://schemas.microsoft.com/office/drawing/2010/main" val="0"/>
-                        </a:ext>
-                      </a:extLst>
-                    </a:blip>
-                    <a:srcRect t="8601" b="8622"/>
-                    <a:stretch/>
+                  <pic:blipFill>
+                    <a:blip r:embed="rId7"/>
+                    <a:stretch>
+                      <a:fillRect/>
+                    </a:stretch>
                   </pic:blipFill>
-                  <pic:spPr bwMode="auto">
+                  <pic:spPr>
                     <a:xfrm>
                       <a:off x="0" y="0"/>
-                      <a:ext cx="4466089" cy="2518155"/>
+                      <a:ext cx="3476549" cy="2598760"/>
                     </a:xfrm>
                     <a:prstGeom prst="rect">
                       <a:avLst/>
                     </a:prstGeom>
-                    <a:ln>
-                      <a:noFill/>
-                    </a:ln>
-                    <a:extLst>
-                      <a:ext uri="{53640926-AAD7-44D8-BBD7-CCE9431645EC}">
-                        <a14:shadowObscured xmlns:a14="http://schemas.microsoft.com/office/drawing/2010/main"/>
-                      </a:ext>
-                    </a:extLst>
                   </pic:spPr>
                 </pic:pic>
               </a:graphicData>
@@ -2133,84 +1505,6 @@
       </w:pPr>
       <w:r>
         <w:t>Gambar 3. Hasil Simulasi Matlab</w:t>
-      </w:r>
-    </w:p>
-    <w:p>
-      <w:pPr>
-        <w:pStyle w:val="NormalWeb"/>
-        <w:spacing w:before="0" w:beforeAutospacing="0" w:after="0" w:afterAutospacing="0" w:line="276" w:lineRule="auto"/>
-        <w:jc w:val="center"/>
-      </w:pPr>
-    </w:p>
-    <w:p>
-      <w:pPr>
-        <w:pStyle w:val="NormalWeb"/>
-        <w:spacing w:before="0" w:beforeAutospacing="0" w:after="0" w:afterAutospacing="0" w:line="276" w:lineRule="auto"/>
-        <w:jc w:val="center"/>
-      </w:pPr>
-      <w:r>
-        <w:rPr>
-          <w:noProof/>
-        </w:rPr>
-        <w:lastRenderedPageBreak/>
-        <w:drawing>
-          <wp:inline distT="0" distB="0" distL="0" distR="0" wp14:anchorId="1CD33AD0" wp14:editId="31B251A0">
-            <wp:extent cx="3573708" cy="5341620"/>
-            <wp:effectExtent l="0" t="0" r="8255" b="0"/>
-            <wp:docPr id="1" name="Gambar 1"/>
-            <wp:cNvGraphicFramePr>
-              <a:graphicFrameLocks xmlns:a="http://schemas.openxmlformats.org/drawingml/2006/main" noChangeAspect="1"/>
-            </wp:cNvGraphicFramePr>
-            <a:graphic xmlns:a="http://schemas.openxmlformats.org/drawingml/2006/main">
-              <a:graphicData uri="http://schemas.openxmlformats.org/drawingml/2006/picture">
-                <pic:pic xmlns:pic="http://schemas.openxmlformats.org/drawingml/2006/picture">
-                  <pic:nvPicPr>
-                    <pic:cNvPr id="1" name="Gambar 1"/>
-                    <pic:cNvPicPr/>
-                  </pic:nvPicPr>
-                  <pic:blipFill rotWithShape="1">
-                    <a:blip r:embed="rId8">
-                      <a:extLst>
-                        <a:ext uri="{28A0092B-C50C-407E-A947-70E740481C1C}">
-                          <a14:useLocalDpi xmlns:a14="http://schemas.microsoft.com/office/drawing/2010/main" val="0"/>
-                        </a:ext>
-                      </a:extLst>
-                    </a:blip>
-                    <a:srcRect t="4376" b="22656"/>
-                    <a:stretch/>
-                  </pic:blipFill>
-                  <pic:spPr bwMode="auto">
-                    <a:xfrm>
-                      <a:off x="0" y="0"/>
-                      <a:ext cx="3580657" cy="5352007"/>
-                    </a:xfrm>
-                    <a:prstGeom prst="rect">
-                      <a:avLst/>
-                    </a:prstGeom>
-                    <a:ln>
-                      <a:noFill/>
-                    </a:ln>
-                    <a:extLst>
-                      <a:ext uri="{53640926-AAD7-44D8-BBD7-CCE9431645EC}">
-                        <a14:shadowObscured xmlns:a14="http://schemas.microsoft.com/office/drawing/2010/main"/>
-                      </a:ext>
-                    </a:extLst>
-                  </pic:spPr>
-                </pic:pic>
-              </a:graphicData>
-            </a:graphic>
-          </wp:inline>
-        </w:drawing>
-      </w:r>
-    </w:p>
-    <w:p>
-      <w:pPr>
-        <w:pStyle w:val="NormalWeb"/>
-        <w:spacing w:before="0" w:beforeAutospacing="0" w:after="0" w:afterAutospacing="0" w:line="276" w:lineRule="auto"/>
-        <w:jc w:val="center"/>
-      </w:pPr>
-      <w:r>
-        <w:t>Gambar 4. MQTT Kontrol Motor</w:t>
       </w:r>
     </w:p>
     <w:sectPr>
@@ -2224,7 +1518,7 @@
 </file>
 
 <file path=word/numbering.xml><?xml version="1.0" encoding="utf-8"?>
-<w:numbering xmlns:wpc="http://schemas.microsoft.com/office/word/2010/wordprocessingCanvas" xmlns:cx="http://schemas.microsoft.com/office/drawing/2014/chartex" xmlns:cx1="http://schemas.microsoft.com/office/drawing/2015/9/8/chartex" xmlns:cx2="http://schemas.microsoft.com/office/drawing/2015/10/21/chartex" xmlns:cx3="http://schemas.microsoft.com/office/drawing/2016/5/9/chartex" xmlns:cx4="http://schemas.microsoft.com/office/drawing/2016/5/10/chartex" xmlns:cx5="http://schemas.microsoft.com/office/drawing/2016/5/11/chartex" xmlns:cx6="http://schemas.microsoft.com/office/drawing/2016/5/12/chartex" xmlns:cx7="http://schemas.microsoft.com/office/drawing/2016/5/13/chartex" xmlns:cx8="http://schemas.microsoft.com/office/drawing/2016/5/14/chartex" xmlns:mc="http://schemas.openxmlformats.org/markup-compatibility/2006" xmlns:aink="http://schemas.microsoft.com/office/drawing/2016/ink" xmlns:am3d="http://schemas.microsoft.com/office/drawing/2017/model3d" xmlns:o="urn:schemas-microsoft-com:office:office" xmlns:r="http://schemas.openxmlformats.org/officeDocument/2006/relationships" xmlns:m="http://schemas.openxmlformats.org/officeDocument/2006/math" xmlns:v="urn:schemas-microsoft-com:vml" xmlns:wp14="http://schemas.microsoft.com/office/word/2010/wordprocessingDrawing" xmlns:wp="http://schemas.openxmlformats.org/drawingml/2006/wordprocessingDrawing" xmlns:w10="urn:schemas-microsoft-com:office:word" xmlns:w="http://schemas.openxmlformats.org/wordprocessingml/2006/main" xmlns:w14="http://schemas.microsoft.com/office/word/2010/wordml" xmlns:w15="http://schemas.microsoft.com/office/word/2012/wordml" xmlns:w16cex="http://schemas.microsoft.com/office/word/2018/wordml/cex" xmlns:w16cid="http://schemas.microsoft.com/office/word/2016/wordml/cid" xmlns:w16="http://schemas.microsoft.com/office/word/2018/wordml" xmlns:w16sdtdh="http://schemas.microsoft.com/office/word/2020/wordml/sdtdatahash" xmlns:w16se="http://schemas.microsoft.com/office/word/2015/wordml/symex" xmlns:wpg="http://schemas.microsoft.com/office/word/2010/wordprocessingGroup" xmlns:wpi="http://schemas.microsoft.com/office/word/2010/wordprocessingInk" xmlns:wne="http://schemas.microsoft.com/office/word/2006/wordml" xmlns:wps="http://schemas.microsoft.com/office/word/2010/wordprocessingShape" mc:Ignorable="w14 w15 w16se w16cid w16 w16cex w16sdtdh wp14">
+<w:numbering xmlns:wpc="http://schemas.microsoft.com/office/word/2010/wordprocessingCanvas" xmlns:cx="http://schemas.microsoft.com/office/drawing/2014/chartex" xmlns:cx1="http://schemas.microsoft.com/office/drawing/2015/9/8/chartex" xmlns:cx2="http://schemas.microsoft.com/office/drawing/2015/10/21/chartex" xmlns:cx3="http://schemas.microsoft.com/office/drawing/2016/5/9/chartex" xmlns:cx4="http://schemas.microsoft.com/office/drawing/2016/5/10/chartex" xmlns:cx5="http://schemas.microsoft.com/office/drawing/2016/5/11/chartex" xmlns:cx6="http://schemas.microsoft.com/office/drawing/2016/5/12/chartex" xmlns:cx7="http://schemas.microsoft.com/office/drawing/2016/5/13/chartex" xmlns:cx8="http://schemas.microsoft.com/office/drawing/2016/5/14/chartex" xmlns:mc="http://schemas.openxmlformats.org/markup-compatibility/2006" xmlns:aink="http://schemas.microsoft.com/office/drawing/2016/ink" xmlns:am3d="http://schemas.microsoft.com/office/drawing/2017/model3d" xmlns:o="urn:schemas-microsoft-com:office:office" xmlns:oel="http://schemas.microsoft.com/office/2019/extlst" xmlns:r="http://schemas.openxmlformats.org/officeDocument/2006/relationships" xmlns:m="http://schemas.openxmlformats.org/officeDocument/2006/math" xmlns:v="urn:schemas-microsoft-com:vml" xmlns:wp14="http://schemas.microsoft.com/office/word/2010/wordprocessingDrawing" xmlns:wp="http://schemas.openxmlformats.org/drawingml/2006/wordprocessingDrawing" xmlns:w10="urn:schemas-microsoft-com:office:word" xmlns:w="http://schemas.openxmlformats.org/wordprocessingml/2006/main" xmlns:w14="http://schemas.microsoft.com/office/word/2010/wordml" xmlns:w15="http://schemas.microsoft.com/office/word/2012/wordml" xmlns:w16cex="http://schemas.microsoft.com/office/word/2018/wordml/cex" xmlns:w16cid="http://schemas.microsoft.com/office/word/2016/wordml/cid" xmlns:w16="http://schemas.microsoft.com/office/word/2018/wordml" xmlns:w16du="http://schemas.microsoft.com/office/word/2023/wordml/word16du" xmlns:w16sdtdh="http://schemas.microsoft.com/office/word/2020/wordml/sdtdatahash" xmlns:w16sdtfl="http://schemas.microsoft.com/office/word/2024/wordml/sdtformatlock" xmlns:w16se="http://schemas.microsoft.com/office/word/2015/wordml/symex" xmlns:wpg="http://schemas.microsoft.com/office/word/2010/wordprocessingGroup" xmlns:wpi="http://schemas.microsoft.com/office/word/2010/wordprocessingInk" xmlns:wne="http://schemas.microsoft.com/office/word/2006/wordml" xmlns:wps="http://schemas.microsoft.com/office/word/2010/wordprocessingShape" mc:Ignorable="w14 w15 w16se w16cid w16 w16cex w16sdtdh w16sdtfl w16du wp14">
   <w:abstractNum w:abstractNumId="0" w15:restartNumberingAfterBreak="0">
     <w:nsid w:val="230479DF"/>
     <w:multiLevelType w:val="multilevel"/>
@@ -2523,17 +1817,17 @@
       </w:rPr>
     </w:lvl>
   </w:abstractNum>
-  <w:num w:numId="1">
+  <w:num w:numId="1" w16cid:durableId="1379932768">
     <w:abstractNumId w:val="1"/>
   </w:num>
-  <w:num w:numId="2">
+  <w:num w:numId="2" w16cid:durableId="1208762497">
     <w:abstractNumId w:val="0"/>
   </w:num>
 </w:numbering>
 </file>
 
 <file path=word/styles.xml><?xml version="1.0" encoding="utf-8"?>
-<w:styles xmlns:mc="http://schemas.openxmlformats.org/markup-compatibility/2006" xmlns:r="http://schemas.openxmlformats.org/officeDocument/2006/relationships" xmlns:w="http://schemas.openxmlformats.org/wordprocessingml/2006/main" xmlns:w14="http://schemas.microsoft.com/office/word/2010/wordml" xmlns:w15="http://schemas.microsoft.com/office/word/2012/wordml" xmlns:w16cex="http://schemas.microsoft.com/office/word/2018/wordml/cex" xmlns:w16cid="http://schemas.microsoft.com/office/word/2016/wordml/cid" xmlns:w16="http://schemas.microsoft.com/office/word/2018/wordml" xmlns:w16sdtdh="http://schemas.microsoft.com/office/word/2020/wordml/sdtdatahash" xmlns:w16se="http://schemas.microsoft.com/office/word/2015/wordml/symex" mc:Ignorable="w14 w15 w16se w16cid w16 w16cex w16sdtdh">
+<w:styles xmlns:mc="http://schemas.openxmlformats.org/markup-compatibility/2006" xmlns:r="http://schemas.openxmlformats.org/officeDocument/2006/relationships" xmlns:w="http://schemas.openxmlformats.org/wordprocessingml/2006/main" xmlns:w14="http://schemas.microsoft.com/office/word/2010/wordml" xmlns:w15="http://schemas.microsoft.com/office/word/2012/wordml" xmlns:w16cex="http://schemas.microsoft.com/office/word/2018/wordml/cex" xmlns:w16cid="http://schemas.microsoft.com/office/word/2016/wordml/cid" xmlns:w16="http://schemas.microsoft.com/office/word/2018/wordml" xmlns:w16du="http://schemas.microsoft.com/office/word/2023/wordml/word16du" xmlns:w16sdtdh="http://schemas.microsoft.com/office/word/2020/wordml/sdtdatahash" xmlns:w16sdtfl="http://schemas.microsoft.com/office/word/2024/wordml/sdtformatlock" xmlns:w16se="http://schemas.microsoft.com/office/word/2015/wordml/symex" mc:Ignorable="w14 w15 w16se w16cid w16 w16cex w16sdtdh w16sdtfl w16du">
   <w:docDefaults>
     <w:rPrDefault>
       <w:rPr>
@@ -2931,13 +2225,13 @@
     <w:name w:val="Normal"/>
     <w:qFormat/>
   </w:style>
-  <w:style w:type="character" w:default="1" w:styleId="FontParagrafDefault">
+  <w:style w:type="character" w:default="1" w:styleId="DefaultParagraphFont">
     <w:name w:val="Default Paragraph Font"/>
     <w:uiPriority w:val="1"/>
     <w:semiHidden/>
     <w:unhideWhenUsed/>
   </w:style>
-  <w:style w:type="table" w:default="1" w:styleId="TabelNormal">
+  <w:style w:type="table" w:default="1" w:styleId="TableNormal">
     <w:name w:val="Normal Table"/>
     <w:uiPriority w:val="99"/>
     <w:semiHidden/>
@@ -2952,7 +2246,7 @@
       </w:tblCellMar>
     </w:tblPr>
   </w:style>
-  <w:style w:type="numbering" w:default="1" w:styleId="TidakAdaDaftar">
+  <w:style w:type="numbering" w:default="1" w:styleId="NoList">
     <w:name w:val="No List"/>
     <w:uiPriority w:val="99"/>
     <w:semiHidden/>
@@ -2976,47 +2270,47 @@
   </w:style>
   <w:style w:type="character" w:customStyle="1" w:styleId="katex-mathml">
     <w:name w:val="katex-mathml"/>
-    <w:basedOn w:val="FontParagrafDefault"/>
+    <w:basedOn w:val="DefaultParagraphFont"/>
     <w:rsid w:val="00273922"/>
   </w:style>
   <w:style w:type="character" w:customStyle="1" w:styleId="mord">
     <w:name w:val="mord"/>
-    <w:basedOn w:val="FontParagrafDefault"/>
+    <w:basedOn w:val="DefaultParagraphFont"/>
     <w:rsid w:val="00273922"/>
   </w:style>
   <w:style w:type="character" w:customStyle="1" w:styleId="mopen">
     <w:name w:val="mopen"/>
-    <w:basedOn w:val="FontParagrafDefault"/>
+    <w:basedOn w:val="DefaultParagraphFont"/>
     <w:rsid w:val="00273922"/>
   </w:style>
   <w:style w:type="character" w:customStyle="1" w:styleId="mclose">
     <w:name w:val="mclose"/>
-    <w:basedOn w:val="FontParagrafDefault"/>
+    <w:basedOn w:val="DefaultParagraphFont"/>
     <w:rsid w:val="00273922"/>
   </w:style>
   <w:style w:type="character" w:customStyle="1" w:styleId="mrel">
     <w:name w:val="mrel"/>
-    <w:basedOn w:val="FontParagrafDefault"/>
+    <w:basedOn w:val="DefaultParagraphFont"/>
     <w:rsid w:val="00273922"/>
   </w:style>
   <w:style w:type="character" w:customStyle="1" w:styleId="mbin">
     <w:name w:val="mbin"/>
-    <w:basedOn w:val="FontParagrafDefault"/>
+    <w:basedOn w:val="DefaultParagraphFont"/>
     <w:rsid w:val="00273922"/>
   </w:style>
   <w:style w:type="character" w:customStyle="1" w:styleId="vlist-s">
     <w:name w:val="vlist-s"/>
-    <w:basedOn w:val="FontParagrafDefault"/>
+    <w:basedOn w:val="DefaultParagraphFont"/>
     <w:rsid w:val="00273922"/>
   </w:style>
   <w:style w:type="character" w:customStyle="1" w:styleId="mpunct">
     <w:name w:val="mpunct"/>
-    <w:basedOn w:val="FontParagrafDefault"/>
+    <w:basedOn w:val="DefaultParagraphFont"/>
     <w:rsid w:val="00273922"/>
   </w:style>
-  <w:style w:type="character" w:styleId="Penekanan">
+  <w:style w:type="character" w:styleId="Emphasis">
     <w:name w:val="Emphasis"/>
-    <w:basedOn w:val="FontParagrafDefault"/>
+    <w:basedOn w:val="DefaultParagraphFont"/>
     <w:uiPriority w:val="20"/>
     <w:qFormat/>
     <w:rsid w:val="003377B7"/>
@@ -3025,9 +2319,9 @@
       <w:iCs/>
     </w:rPr>
   </w:style>
-  <w:style w:type="character" w:styleId="Kuat">
+  <w:style w:type="character" w:styleId="Strong">
     <w:name w:val="Strong"/>
-    <w:basedOn w:val="FontParagrafDefault"/>
+    <w:basedOn w:val="DefaultParagraphFont"/>
     <w:uiPriority w:val="22"/>
     <w:qFormat/>
     <w:rsid w:val="00377654"/>
